--- a/docs/legal/2026-09-08/deliverables/02_Политика_обработки_данных.docx
+++ b/docs/legal/2026-09-08/deliverables/02_Политика_обработки_данных.docx
@@ -106,7 +106,7 @@
     </w:p>
     <w:p>
       <w:r>
-        <w:t>Цель — создать аккаунт, обеспечить вход, сохранить выбранные параметры и предоставить запрошенные пользователем функции. Используются email, внутренний идентификатор, сведения о подтверждении входа, сеансах и принятии соглашения, а при правомерном использовании соответствующего способа входа — полученный от поставщика идентификатор аккаунта. Для профиля и поиска используются имя для отображения, возраст, пол, если он указан пользователем и используется в выбранной функции, выбранные виды спорта и уровни, город, районы, предпочтения по формату и покрытию, доступность и статус поиска игры.</w:t>
+        <w:t>Цель — создать аккаунт, обеспечить вход, сохранить выбранные параметры и предоставить запрошенные пользователем функции. Используются email или номер мобильного телефона, указанная при входе страна, способ входа, внутренний идентификатор, сведения о подтверждении входа, сеансах и принятии соглашения, а при правомерном использовании соответствующего способа входа — полученный от поставщика идентификатор аккаунта. При входе через VK ID оператор получает от ООО «ВК» идентификатор VK ID, имя, фамилию и подтверждённый номер телефона; в профиле по умолчанию используется только имя. Для профиля и поиска используются имя для отображения, возраст, пол, если он указан пользователем и используется в выбранной функции, выбранные виды спорта и уровни, город, районы, предпочтения по формату и покрытию, доступность и статус поиска игры.</w:t>
       </w:r>
     </w:p>
     <w:p>
@@ -712,6 +712,265 @@
               <w:rPr>
                 <w:sz w:val="18"/>
               </w:rPr>
+              <w:t>SMS с кодом входа</w:t>
+            </w:r>
+          </w:p>
+        </w:tc>
+        <w:tc>
+          <w:tcPr>
+            <w:tcW w:type="dxa" w:w="3345"/>
+            <w:vAlign w:val="center"/>
+            <w:tcMar>
+              <w:top w:w="75" w:type="dxa"/>
+              <w:bottom w:w="75" w:type="dxa"/>
+              <w:left w:w="90" w:type="dxa"/>
+              <w:right w:w="90" w:type="dxa"/>
+            </w:tcMar>
+            <w:shd w:fill="F4F4F4"/>
+          </w:tcPr>
+          <w:p>
+            <w:pPr>
+              <w:spacing w:after="0" w:line="247" w:lineRule="auto"/>
+            </w:pPr>
+            <w:r>
+              <w:rPr>
+                <w:sz w:val="18"/>
+              </w:rPr>
+              <w:t xml:space="preserve">SMS.ru, обработка по поручению оператора; </w:t>
+            </w:r>
+            <w:r>
+              <w:rPr>
+                <w:sz w:val="18"/>
+                <w:highlight w:val="yellow"/>
+              </w:rPr>
+              <w:t>[[РЕКВИЗИТЫ SMS RU ПО ДОГОВОРУ]]</w:t>
+            </w:r>
+          </w:p>
+        </w:tc>
+        <w:tc>
+          <w:tcPr>
+            <w:tcW w:type="dxa" w:w="3345"/>
+            <w:vAlign w:val="center"/>
+            <w:tcMar>
+              <w:top w:w="75" w:type="dxa"/>
+              <w:bottom w:w="75" w:type="dxa"/>
+              <w:left w:w="90" w:type="dxa"/>
+              <w:right w:w="90" w:type="dxa"/>
+            </w:tcMar>
+            <w:shd w:fill="F4F4F4"/>
+          </w:tcPr>
+          <w:p>
+            <w:pPr>
+              <w:spacing w:after="0" w:line="247" w:lineRule="auto"/>
+            </w:pPr>
+            <w:r>
+              <w:rPr>
+                <w:sz w:val="18"/>
+              </w:rPr>
+              <w:t>номер мобильного телефона и текст сообщения с кодом; Россия</w:t>
+            </w:r>
+          </w:p>
+        </w:tc>
+      </w:tr>
+      <w:tr>
+        <w:trPr>
+          <w:cantSplit/>
+        </w:trPr>
+        <w:tc>
+          <w:tcPr>
+            <w:tcW w:type="dxa" w:w="2835"/>
+            <w:vAlign w:val="center"/>
+            <w:tcMar>
+              <w:top w:w="75" w:type="dxa"/>
+              <w:bottom w:w="75" w:type="dxa"/>
+              <w:left w:w="90" w:type="dxa"/>
+              <w:right w:w="90" w:type="dxa"/>
+            </w:tcMar>
+            <w:shd w:fill="FFFFFF"/>
+          </w:tcPr>
+          <w:p>
+            <w:pPr>
+              <w:spacing w:after="0" w:line="247" w:lineRule="auto"/>
+            </w:pPr>
+            <w:r>
+              <w:rPr>
+                <w:sz w:val="18"/>
+              </w:rPr>
+              <w:t>Вход через VK ID</w:t>
+            </w:r>
+          </w:p>
+        </w:tc>
+        <w:tc>
+          <w:tcPr>
+            <w:tcW w:type="dxa" w:w="3345"/>
+            <w:vAlign w:val="center"/>
+            <w:tcMar>
+              <w:top w:w="75" w:type="dxa"/>
+              <w:bottom w:w="75" w:type="dxa"/>
+              <w:left w:w="90" w:type="dxa"/>
+              <w:right w:w="90" w:type="dxa"/>
+            </w:tcMar>
+            <w:shd w:fill="FFFFFF"/>
+          </w:tcPr>
+          <w:p>
+            <w:pPr>
+              <w:spacing w:after="0" w:line="247" w:lineRule="auto"/>
+            </w:pPr>
+            <w:r>
+              <w:rPr>
+                <w:sz w:val="18"/>
+              </w:rPr>
+              <w:t xml:space="preserve">ООО «ВК», самостоятельный оператор сервиса VK ID; </w:t>
+            </w:r>
+            <w:r>
+              <w:rPr>
+                <w:sz w:val="18"/>
+                <w:highlight w:val="yellow"/>
+              </w:rPr>
+              <w:t>[[РЕКВИЗИТЫ ООО ВК ПО УСЛОВИЯМ VK ID]]</w:t>
+            </w:r>
+          </w:p>
+        </w:tc>
+        <w:tc>
+          <w:tcPr>
+            <w:tcW w:type="dxa" w:w="3345"/>
+            <w:vAlign w:val="center"/>
+            <w:tcMar>
+              <w:top w:w="75" w:type="dxa"/>
+              <w:bottom w:w="75" w:type="dxa"/>
+              <w:left w:w="90" w:type="dxa"/>
+              <w:right w:w="90" w:type="dxa"/>
+            </w:tcMar>
+            <w:shd w:fill="FFFFFF"/>
+          </w:tcPr>
+          <w:p>
+            <w:pPr>
+              <w:spacing w:after="0" w:line="247" w:lineRule="auto"/>
+            </w:pPr>
+            <w:r>
+              <w:rPr>
+                <w:sz w:val="18"/>
+              </w:rPr>
+              <w:t>передаёт оператору идентификатор, имя, фамилию и номер телефона по разрешению пользователя; Россия</w:t>
+            </w:r>
+          </w:p>
+        </w:tc>
+      </w:tr>
+      <w:tr>
+        <w:trPr>
+          <w:cantSplit/>
+        </w:trPr>
+        <w:tc>
+          <w:tcPr>
+            <w:tcW w:type="dxa" w:w="2835"/>
+            <w:vAlign w:val="center"/>
+            <w:tcMar>
+              <w:top w:w="75" w:type="dxa"/>
+              <w:bottom w:w="75" w:type="dxa"/>
+              <w:left w:w="90" w:type="dxa"/>
+              <w:right w:w="90" w:type="dxa"/>
+            </w:tcMar>
+            <w:shd w:fill="F4F4F4"/>
+          </w:tcPr>
+          <w:p>
+            <w:pPr>
+              <w:spacing w:after="0" w:line="247" w:lineRule="auto"/>
+            </w:pPr>
+            <w:r>
+              <w:rPr>
+                <w:sz w:val="18"/>
+              </w:rPr>
+              <w:t>Вход через Google</w:t>
+            </w:r>
+          </w:p>
+        </w:tc>
+        <w:tc>
+          <w:tcPr>
+            <w:tcW w:type="dxa" w:w="3345"/>
+            <w:vAlign w:val="center"/>
+            <w:tcMar>
+              <w:top w:w="75" w:type="dxa"/>
+              <w:bottom w:w="75" w:type="dxa"/>
+              <w:left w:w="90" w:type="dxa"/>
+              <w:right w:w="90" w:type="dxa"/>
+            </w:tcMar>
+            <w:shd w:fill="F4F4F4"/>
+          </w:tcPr>
+          <w:p>
+            <w:pPr>
+              <w:spacing w:after="0" w:line="247" w:lineRule="auto"/>
+            </w:pPr>
+            <w:r>
+              <w:rPr>
+                <w:sz w:val="18"/>
+              </w:rPr>
+              <w:t xml:space="preserve">Google Sign-In, только при выборе «Другая страна»; </w:t>
+            </w:r>
+            <w:r>
+              <w:rPr>
+                <w:sz w:val="18"/>
+                <w:highlight w:val="yellow"/>
+              </w:rPr>
+              <w:t>[[ЮРЛИЦО GOOGLE ПО ДОГОВОРУ]]</w:t>
+            </w:r>
+          </w:p>
+        </w:tc>
+        <w:tc>
+          <w:tcPr>
+            <w:tcW w:type="dxa" w:w="3345"/>
+            <w:vAlign w:val="center"/>
+            <w:tcMar>
+              <w:top w:w="75" w:type="dxa"/>
+              <w:bottom w:w="75" w:type="dxa"/>
+              <w:left w:w="90" w:type="dxa"/>
+              <w:right w:w="90" w:type="dxa"/>
+            </w:tcMar>
+            <w:shd w:fill="F4F4F4"/>
+          </w:tcPr>
+          <w:p>
+            <w:pPr>
+              <w:spacing w:after="0" w:line="247" w:lineRule="auto"/>
+            </w:pPr>
+            <w:r>
+              <w:rPr>
+                <w:sz w:val="18"/>
+              </w:rPr>
+              <w:t xml:space="preserve">идентификатор входа и email; </w:t>
+            </w:r>
+            <w:r>
+              <w:rPr>
+                <w:sz w:val="18"/>
+                <w:highlight w:val="yellow"/>
+              </w:rPr>
+              <w:t>[[СТРАНЫ GOOGLE]]</w:t>
+            </w:r>
+          </w:p>
+        </w:tc>
+      </w:tr>
+      <w:tr>
+        <w:trPr>
+          <w:cantSplit/>
+        </w:trPr>
+        <w:tc>
+          <w:tcPr>
+            <w:tcW w:type="dxa" w:w="2835"/>
+            <w:vAlign w:val="center"/>
+            <w:tcMar>
+              <w:top w:w="75" w:type="dxa"/>
+              <w:bottom w:w="75" w:type="dxa"/>
+              <w:left w:w="90" w:type="dxa"/>
+              <w:right w:w="90" w:type="dxa"/>
+            </w:tcMar>
+            <w:shd w:fill="FFFFFF"/>
+          </w:tcPr>
+          <w:p>
+            <w:pPr>
+              <w:spacing w:after="0" w:line="247" w:lineRule="auto"/>
+            </w:pPr>
+            <w:r>
+              <w:rPr>
+                <w:sz w:val="18"/>
+              </w:rPr>
               <w:t>Вход и push</w:t>
             </w:r>
           </w:p>
@@ -726,7 +985,7 @@
               <w:left w:w="90" w:type="dxa"/>
               <w:right w:w="90" w:type="dxa"/>
             </w:tcMar>
-            <w:shd w:fill="F4F4F4"/>
+            <w:shd w:fill="FFFFFF"/>
           </w:tcPr>
           <w:p>
             <w:pPr>
@@ -757,7 +1016,7 @@
               <w:left w:w="90" w:type="dxa"/>
               <w:right w:w="90" w:type="dxa"/>
             </w:tcMar>
-            <w:shd w:fill="F4F4F4"/>
+            <w:shd w:fill="FFFFFF"/>
           </w:tcPr>
           <w:p>
             <w:pPr>
@@ -793,7 +1052,7 @@
               <w:left w:w="90" w:type="dxa"/>
               <w:right w:w="90" w:type="dxa"/>
             </w:tcMar>
-            <w:shd w:fill="FFFFFF"/>
+            <w:shd w:fill="F4F4F4"/>
           </w:tcPr>
           <w:p>
             <w:pPr>
@@ -817,7 +1076,7 @@
               <w:left w:w="90" w:type="dxa"/>
               <w:right w:w="90" w:type="dxa"/>
             </w:tcMar>
-            <w:shd w:fill="FFFFFF"/>
+            <w:shd w:fill="F4F4F4"/>
           </w:tcPr>
           <w:p>
             <w:pPr>
@@ -848,7 +1107,7 @@
               <w:left w:w="90" w:type="dxa"/>
               <w:right w:w="90" w:type="dxa"/>
             </w:tcMar>
-            <w:shd w:fill="FFFFFF"/>
+            <w:shd w:fill="F4F4F4"/>
           </w:tcPr>
           <w:p>
             <w:pPr>
@@ -884,7 +1143,7 @@
               <w:left w:w="90" w:type="dxa"/>
               <w:right w:w="90" w:type="dxa"/>
             </w:tcMar>
-            <w:shd w:fill="F4F4F4"/>
+            <w:shd w:fill="FFFFFF"/>
           </w:tcPr>
           <w:p>
             <w:pPr>
@@ -908,7 +1167,7 @@
               <w:left w:w="90" w:type="dxa"/>
               <w:right w:w="90" w:type="dxa"/>
             </w:tcMar>
-            <w:shd w:fill="F4F4F4"/>
+            <w:shd w:fill="FFFFFF"/>
           </w:tcPr>
           <w:p>
             <w:pPr>
@@ -939,7 +1198,7 @@
               <w:left w:w="90" w:type="dxa"/>
               <w:right w:w="90" w:type="dxa"/>
             </w:tcMar>
-            <w:shd w:fill="F4F4F4"/>
+            <w:shd w:fill="FFFFFF"/>
           </w:tcPr>
           <w:p>
             <w:pPr>
@@ -974,7 +1233,7 @@
     </w:p>
     <w:p>
       <w:r>
-        <w:t xml:space="preserve">Трансграничная передача: иностранные сервисы Apple используются; </w:t>
+        <w:t xml:space="preserve">Трансграничная передача: иностранные сервисы Apple используются, Google-вход — только для пользователей, выбравших «Другая страна»; </w:t>
       </w:r>
       <w:r>
         <w:rPr>

--- a/docs/legal/2026-09-08/deliverables/02_Политика_обработки_данных.docx
+++ b/docs/legal/2026-09-08/deliverables/02_Политика_обработки_данных.docx
@@ -277,7 +277,7 @@
     </w:p>
     <w:p>
       <w:r>
-        <w:t>Инвентаризация фактически используемых записей, их назначения и срока: сеансовая cookie имеет срок действия 14 дней, cookie приглашения — 30 дней; черновик и настройки интерфейса сохраняются на устройстве до очистки соответствующего хранилища или завершения предусмотренного сценарием переноса. Код входа действителен 10 минут. Срок действия кода или cookie не равен сроку удаления записей сервера. Необязательные аналитические записи создаются после отдельного согласия. Рекламные идентификаторы и рекламные системы в рамках этой редакции не используются.</w:t>
+        <w:t>Инвентаризация фактически используемых записей, их назначения и срока: сеанс завершается при выходе из аккаунта или через 180 дней без активности (каждое использование продлевает его), cookie сеанса хранится в браузере не дольше 400 дней, cookie приглашения — 30 дней; черновик и настройки интерфейса сохраняются на устройстве до очистки соответствующего хранилища или завершения предусмотренного сценарием переноса. Код входа действителен 10 минут при входе по email и 5 минут при входе по SMS. Срок действия кода или cookie не равен сроку удаления записей сервера. Необязательные аналитические записи создаются после отдельного согласия. Рекламные идентификаторы и рекламные системы в рамках этой редакции не используются.</w:t>
       </w:r>
     </w:p>
     <w:p>

--- a/docs/legal/2026-09-08/deliverables/02_Политика_обработки_данных.docx
+++ b/docs/legal/2026-09-08/deliverables/02_Политика_обработки_данных.docx
@@ -1026,7 +1026,7 @@
               <w:rPr>
                 <w:sz w:val="18"/>
               </w:rPr>
-              <w:t xml:space="preserve">идентификатор входа, email в предусмотренном сценарием объёме, push-токен и служебная нагрузка уведомления; </w:t>
+              <w:t xml:space="preserve">идентификатор входа, email в предусмотренном сценарием объёме, push-токен и служебная нагрузка уведомления без текста переписки; </w:t>
             </w:r>
             <w:r>
               <w:rPr>

--- a/docs/legal/2026-09-08/deliverables/02_Политика_обработки_данных.docx
+++ b/docs/legal/2026-09-08/deliverables/02_Политика_обработки_данных.docx
@@ -30,7 +30,7 @@
     </w:p>
     <w:p>
       <w:r>
-        <w:t xml:space="preserve">Оператор — Захаров Матвей Владимирович, физическое лицо без статуса ИП на специальном налоговом режиме «Налог на профессиональный доход», ИНН 471803649801. Место жительства или пребывания и адрес для обращений: 187420, Россия, г. Сясьстрой, ул. Космонавтов, д. 8, кв. 15. Электронная почта: support@sportsearch.shop. Официальный сайт: </w:t>
+        <w:t xml:space="preserve">Оператор — Захаров Матвей Владимирович, индивидуальный предприниматель на специальном налоговом режиме «Налог на профессиональный доход», ИНН 471803649801, ОГРНИП 326470400131678. Место жительства или пребывания и адрес для обращений: 187420, Россия, г. Сясьстрой, ул. Космонавтов, д. 8, кв. 15. Электронная почта: support@sportsearch.shop. Официальный сайт: </w:t>
       </w:r>
       <w:hyperlink r:id="rId11">
         <w:r>
